--- a/PEX3_Report_Template.docx
+++ b/PEX3_Report_Template.docx
@@ -24,7 +24,22 @@
       </w:r>
       <w:r>
         <w:br/>
-        <w:t>Name: ________________________     Section: ________     Date: ____________</w:t>
+        <w:t>Name:</w:t>
+      </w:r>
+      <w:r>
+        <w:t xml:space="preserve"> Nathaniel Burleson</w:t>
+      </w:r>
+      <w:r>
+        <w:t xml:space="preserve">     Section: </w:t>
+      </w:r>
+      <w:r>
+        <w:t xml:space="preserve">M3 </w:t>
+      </w:r>
+      <w:r>
+        <w:t xml:space="preserve">Date: </w:t>
+      </w:r>
+      <w:r>
+        <w:t>4/23/2026</w:t>
       </w:r>
     </w:p>
     <w:p>
@@ -36,8 +51,11 @@
       </w:r>
     </w:p>
     <w:p>
+      <w:pPr>
+        <w:pStyle w:val="Heading1"/>
+      </w:pPr>
       <w:r>
-        <w:t>[Replace this text with your documentation statement per the course syllabus. List all help received, references consulted, and AI tools used. A documentation statement is also required in main.c. Missing documentation from either location results in a 5% (4 pt) deduction.]</w:t>
+        <w:t>Asked C2C Aiden Blankenship questions about the final formatting of the output CSV.  Otherwise, all work is my own.</w:t>
       </w:r>
     </w:p>
     <w:p>
@@ -50,7 +68,7 @@
     </w:p>
     <w:p>
       <w:r>
-        <w:t>[State which frame size and how many frames you recommend to keep the page-fault rate below 10%. Justify your recommendation using your simulation data. Consider both memory overhead and fault-rate performance.]</w:t>
+        <w:t xml:space="preserve">A 2KB frame size is recommended, along with 685 frames at a minimum to keep the fault-rate below 10%. When simulating the fault-rate, 685 frames at a size of 2KB kept the fault rate below 10% and reduced the overhead calculations by the largest amount. 1KB frame sizes are more efficient by themselves, by calculating the total size of frames needed there are almost over double the number of frames, which increases the overhead to manage them. The additional fault-rate performance gained by the 1KB frame size is not worth the much larger overhead of the 2KB size. </w:t>
       </w:r>
     </w:p>
     <w:p>
@@ -145,6 +163,9 @@
             <w:pPr>
               <w:cnfStyle w:val="000000100000" w:firstRow="0" w:lastRow="0" w:firstColumn="0" w:lastColumn="0" w:oddVBand="0" w:evenVBand="0" w:oddHBand="1" w:evenHBand="0" w:firstRowFirstColumn="0" w:firstRowLastColumn="0" w:lastRowFirstColumn="0" w:lastRowLastColumn="0"/>
             </w:pPr>
+            <w:r>
+              <w:t>2974</w:t>
+            </w:r>
           </w:p>
         </w:tc>
         <w:tc>
@@ -155,6 +176,9 @@
             <w:pPr>
               <w:cnfStyle w:val="000000100000" w:firstRow="0" w:lastRow="0" w:firstColumn="0" w:lastColumn="0" w:oddVBand="0" w:evenVBand="0" w:oddHBand="1" w:evenHBand="0" w:firstRowFirstColumn="0" w:firstRowLastColumn="0" w:lastRowFirstColumn="0" w:lastRowLastColumn="0"/>
             </w:pPr>
+            <w:r>
+              <w:t>9.99%</w:t>
+            </w:r>
           </w:p>
         </w:tc>
       </w:tr>
@@ -182,6 +206,9 @@
             <w:pPr>
               <w:cnfStyle w:val="000000010000" w:firstRow="0" w:lastRow="0" w:firstColumn="0" w:lastColumn="0" w:oddVBand="0" w:evenVBand="0" w:oddHBand="0" w:evenHBand="1" w:firstRowFirstColumn="0" w:firstRowLastColumn="0" w:lastRowFirstColumn="0" w:lastRowLastColumn="0"/>
             </w:pPr>
+            <w:r>
+              <w:t>1319</w:t>
+            </w:r>
           </w:p>
         </w:tc>
         <w:tc>
@@ -192,6 +219,9 @@
             <w:pPr>
               <w:cnfStyle w:val="000000010000" w:firstRow="0" w:lastRow="0" w:firstColumn="0" w:lastColumn="0" w:oddVBand="0" w:evenVBand="0" w:oddHBand="0" w:evenHBand="1" w:firstRowFirstColumn="0" w:firstRowLastColumn="0" w:lastRowFirstColumn="0" w:lastRowLastColumn="0"/>
             </w:pPr>
+            <w:r>
+              <w:t>9.99%</w:t>
+            </w:r>
           </w:p>
         </w:tc>
       </w:tr>
@@ -219,6 +249,9 @@
             <w:pPr>
               <w:cnfStyle w:val="000000100000" w:firstRow="0" w:lastRow="0" w:firstColumn="0" w:lastColumn="0" w:oddVBand="0" w:evenVBand="0" w:oddHBand="1" w:evenHBand="0" w:firstRowFirstColumn="0" w:firstRowLastColumn="0" w:lastRowFirstColumn="0" w:lastRowLastColumn="0"/>
             </w:pPr>
+            <w:r>
+              <w:t>685</w:t>
+            </w:r>
           </w:p>
         </w:tc>
         <w:tc>
@@ -229,6 +262,9 @@
             <w:pPr>
               <w:cnfStyle w:val="000000100000" w:firstRow="0" w:lastRow="0" w:firstColumn="0" w:lastColumn="0" w:oddVBand="0" w:evenVBand="0" w:oddHBand="1" w:evenHBand="0" w:firstRowFirstColumn="0" w:firstRowLastColumn="0" w:lastRowFirstColumn="0" w:lastRowLastColumn="0"/>
             </w:pPr>
+            <w:r>
+              <w:t>9.99%</w:t>
+            </w:r>
           </w:p>
         </w:tc>
       </w:tr>
@@ -256,6 +292,9 @@
             <w:pPr>
               <w:cnfStyle w:val="000000010000" w:firstRow="0" w:lastRow="0" w:firstColumn="0" w:lastColumn="0" w:oddVBand="0" w:evenVBand="0" w:oddHBand="0" w:evenHBand="1" w:firstRowFirstColumn="0" w:firstRowLastColumn="0" w:lastRowFirstColumn="0" w:lastRowLastColumn="0"/>
             </w:pPr>
+            <w:r>
+              <w:t>380</w:t>
+            </w:r>
           </w:p>
         </w:tc>
         <w:tc>
@@ -266,6 +305,9 @@
             <w:pPr>
               <w:cnfStyle w:val="000000010000" w:firstRow="0" w:lastRow="0" w:firstColumn="0" w:lastColumn="0" w:oddVBand="0" w:evenVBand="0" w:oddHBand="0" w:evenHBand="1" w:firstRowFirstColumn="0" w:firstRowLastColumn="0" w:lastRowFirstColumn="0" w:lastRowLastColumn="0"/>
             </w:pPr>
+            <w:r>
+              <w:t>9.99%</w:t>
+            </w:r>
           </w:p>
         </w:tc>
       </w:tr>
@@ -289,65 +331,144 @@
         <w:pStyle w:val="Heading3"/>
       </w:pPr>
       <w:r>
+        <w:lastRenderedPageBreak/>
         <w:t>512 B Frames — Page Faults (1.5 pts)</w:t>
       </w:r>
     </w:p>
     <w:p>
+      <w:r>
+        <w:drawing>
+          <wp:inline distT="0" distB="0" distL="0" distR="0" wp14:anchorId="56BFED7C" wp14:editId="3023B16D">
+            <wp:extent cx="5486400" cy="2602865"/>
+            <wp:effectExtent l="0" t="0" r="0" b="6985"/>
+            <wp:docPr id="1874680304" name="Picture 1"/>
+            <wp:cNvGraphicFramePr>
+              <a:graphicFrameLocks xmlns:a="http://schemas.openxmlformats.org/drawingml/2006/main" noChangeAspect="1"/>
+            </wp:cNvGraphicFramePr>
+            <a:graphic xmlns:a="http://schemas.openxmlformats.org/drawingml/2006/main">
+              <a:graphicData uri="http://schemas.openxmlformats.org/drawingml/2006/picture">
+                <pic:pic xmlns:pic="http://schemas.openxmlformats.org/drawingml/2006/picture">
+                  <pic:nvPicPr>
+                    <pic:cNvPr id="1874680304" name=""/>
+                    <pic:cNvPicPr/>
+                  </pic:nvPicPr>
+                  <pic:blipFill>
+                    <a:blip r:embed="rId9"/>
+                    <a:stretch>
+                      <a:fillRect/>
+                    </a:stretch>
+                  </pic:blipFill>
+                  <pic:spPr>
+                    <a:xfrm>
+                      <a:off x="0" y="0"/>
+                      <a:ext cx="5486400" cy="2602865"/>
+                    </a:xfrm>
+                    <a:prstGeom prst="rect">
+                      <a:avLst/>
+                    </a:prstGeom>
+                  </pic:spPr>
+                </pic:pic>
+              </a:graphicData>
+            </a:graphic>
+          </wp:inline>
+        </w:drawing>
+      </w:r>
+    </w:p>
+    <w:p>
       <w:pPr>
-        <w:jc w:val="center"/>
+        <w:pStyle w:val="Heading3"/>
       </w:pPr>
       <w:r>
-        <w:rPr>
-          <w:i/>
-          <w:color w:val="888888"/>
-        </w:rPr>
-        <w:t>[Insert 512 B Page Faults chart here]</w:t>
+        <w:t>1 KB Frames — Page Faults (1.5 pts)</w:t>
       </w:r>
     </w:p>
-    <w:p/>
+    <w:p>
+      <w:r>
+        <w:drawing>
+          <wp:inline distT="0" distB="0" distL="0" distR="0" wp14:anchorId="17D49A36" wp14:editId="4655EA5A">
+            <wp:extent cx="5486400" cy="2589530"/>
+            <wp:effectExtent l="0" t="0" r="0" b="1270"/>
+            <wp:docPr id="745734349" name="Picture 1"/>
+            <wp:cNvGraphicFramePr>
+              <a:graphicFrameLocks xmlns:a="http://schemas.openxmlformats.org/drawingml/2006/main" noChangeAspect="1"/>
+            </wp:cNvGraphicFramePr>
+            <a:graphic xmlns:a="http://schemas.openxmlformats.org/drawingml/2006/main">
+              <a:graphicData uri="http://schemas.openxmlformats.org/drawingml/2006/picture">
+                <pic:pic xmlns:pic="http://schemas.openxmlformats.org/drawingml/2006/picture">
+                  <pic:nvPicPr>
+                    <pic:cNvPr id="745734349" name=""/>
+                    <pic:cNvPicPr/>
+                  </pic:nvPicPr>
+                  <pic:blipFill>
+                    <a:blip r:embed="rId10"/>
+                    <a:stretch>
+                      <a:fillRect/>
+                    </a:stretch>
+                  </pic:blipFill>
+                  <pic:spPr>
+                    <a:xfrm>
+                      <a:off x="0" y="0"/>
+                      <a:ext cx="5486400" cy="2589530"/>
+                    </a:xfrm>
+                    <a:prstGeom prst="rect">
+                      <a:avLst/>
+                    </a:prstGeom>
+                  </pic:spPr>
+                </pic:pic>
+              </a:graphicData>
+            </a:graphic>
+          </wp:inline>
+        </w:drawing>
+      </w:r>
+    </w:p>
     <w:p>
       <w:pPr>
         <w:pStyle w:val="Heading3"/>
       </w:pPr>
       <w:r>
         <w:lastRenderedPageBreak/>
-        <w:t>1 KB Frames — Page Faults (1.5 pts)</w:t>
-      </w:r>
-    </w:p>
-    <w:p>
-      <w:pPr>
-        <w:jc w:val="center"/>
-      </w:pPr>
-      <w:r>
-        <w:rPr>
-          <w:i/>
-          <w:color w:val="888888"/>
-        </w:rPr>
-        <w:t>[Insert 1 KB Page Faults chart here]</w:t>
-      </w:r>
-    </w:p>
-    <w:p/>
-    <w:p>
-      <w:pPr>
-        <w:pStyle w:val="Heading3"/>
-      </w:pPr>
-      <w:r>
         <w:t>2 KB Frames — Page Faults (1.5 pts)</w:t>
       </w:r>
     </w:p>
     <w:p>
-      <w:pPr>
-        <w:jc w:val="center"/>
-      </w:pPr>
       <w:r>
-        <w:rPr>
-          <w:i/>
-          <w:color w:val="888888"/>
-        </w:rPr>
-        <w:t>[Insert 2 KB Page Faults chart here]</w:t>
+        <w:drawing>
+          <wp:inline distT="0" distB="0" distL="0" distR="0" wp14:anchorId="337C710B" wp14:editId="3EC308EF">
+            <wp:extent cx="5486400" cy="2705735"/>
+            <wp:effectExtent l="0" t="0" r="0" b="0"/>
+            <wp:docPr id="768911467" name="Picture 1"/>
+            <wp:cNvGraphicFramePr>
+              <a:graphicFrameLocks xmlns:a="http://schemas.openxmlformats.org/drawingml/2006/main" noChangeAspect="1"/>
+            </wp:cNvGraphicFramePr>
+            <a:graphic xmlns:a="http://schemas.openxmlformats.org/drawingml/2006/main">
+              <a:graphicData uri="http://schemas.openxmlformats.org/drawingml/2006/picture">
+                <pic:pic xmlns:pic="http://schemas.openxmlformats.org/drawingml/2006/picture">
+                  <pic:nvPicPr>
+                    <pic:cNvPr id="768911467" name=""/>
+                    <pic:cNvPicPr/>
+                  </pic:nvPicPr>
+                  <pic:blipFill>
+                    <a:blip r:embed="rId11"/>
+                    <a:stretch>
+                      <a:fillRect/>
+                    </a:stretch>
+                  </pic:blipFill>
+                  <pic:spPr>
+                    <a:xfrm>
+                      <a:off x="0" y="0"/>
+                      <a:ext cx="5486400" cy="2705735"/>
+                    </a:xfrm>
+                    <a:prstGeom prst="rect">
+                      <a:avLst/>
+                    </a:prstGeom>
+                  </pic:spPr>
+                </pic:pic>
+              </a:graphicData>
+            </a:graphic>
+          </wp:inline>
+        </w:drawing>
       </w:r>
     </w:p>
-    <w:p/>
     <w:p>
       <w:pPr>
         <w:pStyle w:val="Heading3"/>
@@ -365,7 +486,41 @@
           <w:i/>
           <w:color w:val="888888"/>
         </w:rPr>
-        <w:t>[Insert 4 KB Page Faults chart here]</w:t>
+        <w:drawing>
+          <wp:inline distT="0" distB="0" distL="0" distR="0" wp14:anchorId="13F1D226" wp14:editId="3B88CE29">
+            <wp:extent cx="5486400" cy="2657475"/>
+            <wp:effectExtent l="0" t="0" r="0" b="9525"/>
+            <wp:docPr id="1747340774" name="Picture 1"/>
+            <wp:cNvGraphicFramePr>
+              <a:graphicFrameLocks xmlns:a="http://schemas.openxmlformats.org/drawingml/2006/main" noChangeAspect="1"/>
+            </wp:cNvGraphicFramePr>
+            <a:graphic xmlns:a="http://schemas.openxmlformats.org/drawingml/2006/main">
+              <a:graphicData uri="http://schemas.openxmlformats.org/drawingml/2006/picture">
+                <pic:pic xmlns:pic="http://schemas.openxmlformats.org/drawingml/2006/picture">
+                  <pic:nvPicPr>
+                    <pic:cNvPr id="1747340774" name=""/>
+                    <pic:cNvPicPr/>
+                  </pic:nvPicPr>
+                  <pic:blipFill>
+                    <a:blip r:embed="rId12"/>
+                    <a:stretch>
+                      <a:fillRect/>
+                    </a:stretch>
+                  </pic:blipFill>
+                  <pic:spPr>
+                    <a:xfrm>
+                      <a:off x="0" y="0"/>
+                      <a:ext cx="5486400" cy="2657475"/>
+                    </a:xfrm>
+                    <a:prstGeom prst="rect">
+                      <a:avLst/>
+                    </a:prstGeom>
+                  </pic:spPr>
+                </pic:pic>
+              </a:graphicData>
+            </a:graphic>
+          </wp:inline>
+        </w:drawing>
       </w:r>
     </w:p>
     <w:p/>
@@ -387,22 +542,53 @@
         <w:pStyle w:val="Heading3"/>
       </w:pPr>
       <w:r>
+        <w:lastRenderedPageBreak/>
         <w:t>512 B Frames — Fault Rate (1.5 pts)</w:t>
       </w:r>
     </w:p>
     <w:p>
-      <w:pPr>
-        <w:jc w:val="center"/>
-      </w:pPr>
       <w:r>
         <w:rPr>
           <w:i/>
           <w:color w:val="888888"/>
         </w:rPr>
-        <w:t>[Insert 512 B Fault Rate chart here — include 10% reference line]</w:t>
+        <w:drawing>
+          <wp:inline distT="0" distB="0" distL="0" distR="0" wp14:anchorId="480314BB" wp14:editId="2FB856F7">
+            <wp:extent cx="5486400" cy="2728595"/>
+            <wp:effectExtent l="0" t="0" r="0" b="0"/>
+            <wp:docPr id="499334942" name="Picture 1"/>
+            <wp:cNvGraphicFramePr>
+              <a:graphicFrameLocks xmlns:a="http://schemas.openxmlformats.org/drawingml/2006/main" noChangeAspect="1"/>
+            </wp:cNvGraphicFramePr>
+            <a:graphic xmlns:a="http://schemas.openxmlformats.org/drawingml/2006/main">
+              <a:graphicData uri="http://schemas.openxmlformats.org/drawingml/2006/picture">
+                <pic:pic xmlns:pic="http://schemas.openxmlformats.org/drawingml/2006/picture">
+                  <pic:nvPicPr>
+                    <pic:cNvPr id="499334942" name=""/>
+                    <pic:cNvPicPr/>
+                  </pic:nvPicPr>
+                  <pic:blipFill>
+                    <a:blip r:embed="rId13"/>
+                    <a:stretch>
+                      <a:fillRect/>
+                    </a:stretch>
+                  </pic:blipFill>
+                  <pic:spPr>
+                    <a:xfrm>
+                      <a:off x="0" y="0"/>
+                      <a:ext cx="5486400" cy="2728595"/>
+                    </a:xfrm>
+                    <a:prstGeom prst="rect">
+                      <a:avLst/>
+                    </a:prstGeom>
+                  </pic:spPr>
+                </pic:pic>
+              </a:graphicData>
+            </a:graphic>
+          </wp:inline>
+        </w:drawing>
       </w:r>
     </w:p>
-    <w:p/>
     <w:p>
       <w:pPr>
         <w:pStyle w:val="Heading3"/>
@@ -412,39 +598,100 @@
       </w:r>
     </w:p>
     <w:p>
-      <w:pPr>
-        <w:jc w:val="center"/>
-      </w:pPr>
       <w:r>
         <w:rPr>
           <w:i/>
           <w:color w:val="888888"/>
         </w:rPr>
-        <w:t>[Insert 1 KB Fault Rate chart here — include 10% reference line]</w:t>
+        <w:drawing>
+          <wp:inline distT="0" distB="0" distL="0" distR="0" wp14:anchorId="0623B6F6" wp14:editId="75D33E27">
+            <wp:extent cx="5486400" cy="2682240"/>
+            <wp:effectExtent l="0" t="0" r="0" b="3810"/>
+            <wp:docPr id="651855964" name="Picture 1"/>
+            <wp:cNvGraphicFramePr>
+              <a:graphicFrameLocks xmlns:a="http://schemas.openxmlformats.org/drawingml/2006/main" noChangeAspect="1"/>
+            </wp:cNvGraphicFramePr>
+            <a:graphic xmlns:a="http://schemas.openxmlformats.org/drawingml/2006/main">
+              <a:graphicData uri="http://schemas.openxmlformats.org/drawingml/2006/picture">
+                <pic:pic xmlns:pic="http://schemas.openxmlformats.org/drawingml/2006/picture">
+                  <pic:nvPicPr>
+                    <pic:cNvPr id="651855964" name=""/>
+                    <pic:cNvPicPr/>
+                  </pic:nvPicPr>
+                  <pic:blipFill>
+                    <a:blip r:embed="rId14"/>
+                    <a:stretch>
+                      <a:fillRect/>
+                    </a:stretch>
+                  </pic:blipFill>
+                  <pic:spPr>
+                    <a:xfrm>
+                      <a:off x="0" y="0"/>
+                      <a:ext cx="5486400" cy="2682240"/>
+                    </a:xfrm>
+                    <a:prstGeom prst="rect">
+                      <a:avLst/>
+                    </a:prstGeom>
+                  </pic:spPr>
+                </pic:pic>
+              </a:graphicData>
+            </a:graphic>
+          </wp:inline>
+        </w:drawing>
       </w:r>
     </w:p>
-    <w:p/>
     <w:p>
       <w:pPr>
         <w:pStyle w:val="Heading3"/>
       </w:pPr>
       <w:r>
+        <w:lastRenderedPageBreak/>
         <w:t>2 KB Frames — Fault Rate (1.5 pts)</w:t>
       </w:r>
     </w:p>
     <w:p>
-      <w:pPr>
-        <w:jc w:val="center"/>
-      </w:pPr>
       <w:r>
         <w:rPr>
           <w:i/>
           <w:color w:val="888888"/>
         </w:rPr>
-        <w:t>[Insert 2 KB Fault Rate chart here — include 10% reference line]</w:t>
+        <w:drawing>
+          <wp:inline distT="0" distB="0" distL="0" distR="0" wp14:anchorId="49CF1561" wp14:editId="4C148364">
+            <wp:extent cx="5486400" cy="2428875"/>
+            <wp:effectExtent l="0" t="0" r="0" b="9525"/>
+            <wp:docPr id="660926694" name="Picture 1"/>
+            <wp:cNvGraphicFramePr>
+              <a:graphicFrameLocks xmlns:a="http://schemas.openxmlformats.org/drawingml/2006/main" noChangeAspect="1"/>
+            </wp:cNvGraphicFramePr>
+            <a:graphic xmlns:a="http://schemas.openxmlformats.org/drawingml/2006/main">
+              <a:graphicData uri="http://schemas.openxmlformats.org/drawingml/2006/picture">
+                <pic:pic xmlns:pic="http://schemas.openxmlformats.org/drawingml/2006/picture">
+                  <pic:nvPicPr>
+                    <pic:cNvPr id="660926694" name=""/>
+                    <pic:cNvPicPr/>
+                  </pic:nvPicPr>
+                  <pic:blipFill>
+                    <a:blip r:embed="rId15"/>
+                    <a:stretch>
+                      <a:fillRect/>
+                    </a:stretch>
+                  </pic:blipFill>
+                  <pic:spPr>
+                    <a:xfrm>
+                      <a:off x="0" y="0"/>
+                      <a:ext cx="5486400" cy="2428875"/>
+                    </a:xfrm>
+                    <a:prstGeom prst="rect">
+                      <a:avLst/>
+                    </a:prstGeom>
+                  </pic:spPr>
+                </pic:pic>
+              </a:graphicData>
+            </a:graphic>
+          </wp:inline>
+        </w:drawing>
       </w:r>
     </w:p>
-    <w:p/>
     <w:p>
       <w:pPr>
         <w:pStyle w:val="Heading3"/>
@@ -454,18 +701,48 @@
       </w:r>
     </w:p>
     <w:p>
-      <w:pPr>
-        <w:jc w:val="center"/>
-      </w:pPr>
       <w:r>
         <w:rPr>
           <w:i/>
           <w:color w:val="888888"/>
         </w:rPr>
-        <w:t>[Insert 4 KB Fault Rate chart here — include 10% reference line]</w:t>
+        <w:drawing>
+          <wp:inline distT="0" distB="0" distL="0" distR="0" wp14:anchorId="4D8D2C1D" wp14:editId="22898193">
+            <wp:extent cx="5486400" cy="2451100"/>
+            <wp:effectExtent l="0" t="0" r="0" b="6350"/>
+            <wp:docPr id="1033280950" name="Picture 1"/>
+            <wp:cNvGraphicFramePr>
+              <a:graphicFrameLocks xmlns:a="http://schemas.openxmlformats.org/drawingml/2006/main" noChangeAspect="1"/>
+            </wp:cNvGraphicFramePr>
+            <a:graphic xmlns:a="http://schemas.openxmlformats.org/drawingml/2006/main">
+              <a:graphicData uri="http://schemas.openxmlformats.org/drawingml/2006/picture">
+                <pic:pic xmlns:pic="http://schemas.openxmlformats.org/drawingml/2006/picture">
+                  <pic:nvPicPr>
+                    <pic:cNvPr id="1033280950" name=""/>
+                    <pic:cNvPicPr/>
+                  </pic:nvPicPr>
+                  <pic:blipFill>
+                    <a:blip r:embed="rId16"/>
+                    <a:stretch>
+                      <a:fillRect/>
+                    </a:stretch>
+                  </pic:blipFill>
+                  <pic:spPr>
+                    <a:xfrm>
+                      <a:off x="0" y="0"/>
+                      <a:ext cx="5486400" cy="2451100"/>
+                    </a:xfrm>
+                    <a:prstGeom prst="rect">
+                      <a:avLst/>
+                    </a:prstGeom>
+                  </pic:spPr>
+                </pic:pic>
+              </a:graphicData>
+            </a:graphic>
+          </wp:inline>
+        </w:drawing>
       </w:r>
     </w:p>
-    <w:p/>
     <w:p>
       <w:pPr>
         <w:pStyle w:val="Heading1"/>
@@ -476,7 +753,7 @@
     </w:p>
     <w:p>
       <w:r>
-        <w:t>[Describe the shape of your fault-rate curves. Note the steep initial drop followed by flattening. Where does the inflection point occur for each frame size? What does the inflection point tell you about the process's working set size? Discuss any other interesting features you observe in the graphs.]</w:t>
+        <w:t xml:space="preserve">Each of the fault-rate curves are exponential decay graphs, that begin to level off their performance slope at the tail end while showing a significant spike at the beginning. This shows that the first frames added are worth the most performance gains while each subsequent frame improves performance by a smaller margin each time. The inflection point for each size occurs early, at 24 for 4KB, 44 for 2KB, 83 for 1KB, and 165 for 512B. The inflection point shows where the addition of more frames begins to significantly decrease in marginal value. </w:t>
       </w:r>
     </w:p>
     <w:p>
@@ -484,18 +761,40 @@
         <w:pStyle w:val="Heading1"/>
       </w:pPr>
       <w:r>
-        <w:lastRenderedPageBreak/>
         <w:t>6. Frame Size and Fault Rate Tradeoffs (5 pts)</w:t>
       </w:r>
     </w:p>
     <w:p>
+      <w:proofErr w:type="gramStart"/>
       <w:r>
-        <w:t>[Discuss how larger frames reduce the number of distinct pages but increase internal fragmentation. Does your data support a preference for larger or smaller frames? What is the tradeoff between fewer faults (larger frames) and wasted memory (internal fragmentation)?]</w:t>
+        <w:t>The larger</w:t>
       </w:r>
-    </w:p>
-    <w:p>
+      <w:proofErr w:type="gramEnd"/>
       <w:r>
-        <w:br w:type="page"/>
+        <w:t xml:space="preserve"> frames reduce the number of pages because more data can be stored into each </w:t>
+      </w:r>
+      <w:r>
+        <w:t xml:space="preserve">frame but means that the last frames will not be fully filled out. This means that a larger portion </w:t>
+      </w:r>
+      <w:r>
+        <w:lastRenderedPageBreak/>
+        <w:t xml:space="preserve">of the last frame will be empty and therefore not useful and thus means larger fragmentation. The data supports a preference for larger data frames but not the largest size. Having fewer faults with larger frame sizes is good but also results in more wasted memory as the last frame </w:t>
+      </w:r>
+      <w:proofErr w:type="gramStart"/>
+      <w:r>
+        <w:t>wont</w:t>
+      </w:r>
+      <w:proofErr w:type="gramEnd"/>
+      <w:r>
+        <w:t xml:space="preserve"> be </w:t>
+      </w:r>
+      <w:proofErr w:type="gramStart"/>
+      <w:r>
+        <w:t>completely filled</w:t>
+      </w:r>
+      <w:proofErr w:type="gramEnd"/>
+      <w:r>
+        <w:t xml:space="preserve">. </w:t>
       </w:r>
     </w:p>
     <w:p>
@@ -503,7 +802,6 @@
         <w:pStyle w:val="Heading2"/>
       </w:pPr>
       <w:r>
-        <w:lastRenderedPageBreak/>
         <w:t>Grading Rubric (delete this page before submitting)</w:t>
       </w:r>
     </w:p>
@@ -1000,6 +1298,7 @@
           </w:tcPr>
           <w:p>
             <w:r>
+              <w:lastRenderedPageBreak/>
               <w:t>Use of first person</w:t>
             </w:r>
           </w:p>
@@ -1069,11 +1368,7 @@
               <w:cnfStyle w:val="000000100000" w:firstRow="0" w:lastRow="0" w:firstColumn="0" w:lastColumn="0" w:oddVBand="0" w:evenVBand="0" w:oddHBand="1" w:evenHBand="0" w:firstRowFirstColumn="0" w:firstRowLastColumn="0" w:lastRowFirstColumn="0" w:lastRowLastColumn="0"/>
             </w:pPr>
             <w:r>
-              <w:t xml:space="preserve">Use active voice. Write "LRU </w:t>
-            </w:r>
-            <w:r>
-              <w:lastRenderedPageBreak/>
-              <w:t>reduces the fault rate" rather than "The fault rate is reduced by LRU."</w:t>
+              <w:t>Use active voice. Write "LRU reduces the fault rate" rather than "The fault rate is reduced by LRU."</w:t>
             </w:r>
           </w:p>
         </w:tc>
@@ -1090,7 +1385,6 @@
           </w:tcPr>
           <w:p>
             <w:r>
-              <w:lastRenderedPageBreak/>
               <w:t>Verbose or unclear writing</w:t>
             </w:r>
           </w:p>
@@ -2034,7 +2328,6 @@
   <w:style w:type="character" w:default="1" w:styleId="DefaultParagraphFont">
     <w:name w:val="Default Paragraph Font"/>
     <w:uiPriority w:val="1"/>
-    <w:semiHidden/>
     <w:unhideWhenUsed/>
   </w:style>
   <w:style w:type="table" w:default="1" w:styleId="TableNormal">
@@ -13126,32 +13419,6 @@
 </file>
 
 <file path=customXml/item1.xml><?xml version="1.0" encoding="utf-8"?>
-<b:Sources xmlns:b="http://schemas.openxmlformats.org/officeDocument/2006/bibliography" xmlns="http://schemas.openxmlformats.org/officeDocument/2006/bibliography" SelectedStyle="/APA.XSL" StyleName="APA"/>
-</file>
-
-<file path=customXml/item2.xml><?xml version="1.0" encoding="utf-8"?>
-<p:properties xmlns:p="http://schemas.microsoft.com/office/2006/metadata/properties" xmlns:xsi="http://www.w3.org/2001/XMLSchema-instance" xmlns:pc="http://schemas.microsoft.com/office/infopath/2007/PartnerControls">
-  <documentManagement>
-    <_ip_UnifiedCompliancePolicyUIAction xmlns="http://schemas.microsoft.com/sharepoint/v3" xsi:nil="true"/>
-    <TaxCatchAll xmlns="56f87f42-bac6-49e2-b9d5-04744cb514ee" xsi:nil="true"/>
-    <lcf76f155ced4ddcb4097134ff3c332f xmlns="fcae3b96-bd14-4ee2-8386-a94084e60018">
-      <Terms xmlns="http://schemas.microsoft.com/office/infopath/2007/PartnerControls"/>
-    </lcf76f155ced4ddcb4097134ff3c332f>
-    <_ip_UnifiedCompliancePolicyProperties xmlns="http://schemas.microsoft.com/sharepoint/v3" xsi:nil="true"/>
-  </documentManagement>
-</p:properties>
-</file>
-
-<file path=customXml/item3.xml><?xml version="1.0" encoding="utf-8"?>
-<?mso-contentType ?>
-<FormTemplates xmlns="http://schemas.microsoft.com/sharepoint/v3/contenttype/forms">
-  <Display>DocumentLibraryForm</Display>
-  <Edit>DocumentLibraryForm</Edit>
-  <New>DocumentLibraryForm</New>
-</FormTemplates>
-</file>
-
-<file path=customXml/item4.xml><?xml version="1.0" encoding="utf-8"?>
 <ct:contentTypeSchema xmlns:ct="http://schemas.microsoft.com/office/2006/metadata/contentType" xmlns:ma="http://schemas.microsoft.com/office/2006/metadata/properties/metaAttributes" ct:_="" ma:_="" ma:contentTypeName="Document" ma:contentTypeID="0x0101006A7D154A9B6B4745A92074A700A40869" ma:contentTypeVersion="24" ma:contentTypeDescription="Create a new document." ma:contentTypeScope="" ma:versionID="49c36a49e684e25092aa685b0fe35842">
   <xsd:schema xmlns:xsd="http://www.w3.org/2001/XMLSchema" xmlns:xs="http://www.w3.org/2001/XMLSchema" xmlns:p="http://schemas.microsoft.com/office/2006/metadata/properties" xmlns:ns1="http://schemas.microsoft.com/sharepoint/v3" xmlns:ns2="fcae3b96-bd14-4ee2-8386-a94084e60018" xmlns:ns3="56f87f42-bac6-49e2-b9d5-04744cb514ee" targetNamespace="http://schemas.microsoft.com/office/2006/metadata/properties" ma:root="true" ma:fieldsID="9c960b9d532a5d3a9032170b89435a2d" ns1:_="" ns2:_="" ns3:_="">
     <xsd:import namespace="http://schemas.microsoft.com/sharepoint/v3"/>
@@ -13429,35 +13696,33 @@
 </ct:contentTypeSchema>
 </file>
 
-<file path=customXml/itemProps1.xml><?xml version="1.0" encoding="utf-8"?>
-<ds:datastoreItem xmlns:ds="http://schemas.openxmlformats.org/officeDocument/2006/customXml" ds:itemID="{EF278816-EC6F-A645-907D-7F25AECB1D4A}">
-  <ds:schemaRefs>
-    <ds:schemaRef ds:uri="http://schemas.openxmlformats.org/officeDocument/2006/bibliography"/>
-  </ds:schemaRefs>
-</ds:datastoreItem>
+<file path=customXml/item2.xml><?xml version="1.0" encoding="utf-8"?>
+<?mso-contentType ?>
+<FormTemplates xmlns="http://schemas.microsoft.com/sharepoint/v3/contenttype/forms">
+  <Display>DocumentLibraryForm</Display>
+  <Edit>DocumentLibraryForm</Edit>
+  <New>DocumentLibraryForm</New>
+</FormTemplates>
 </file>
 
-<file path=customXml/itemProps2.xml><?xml version="1.0" encoding="utf-8"?>
-<ds:datastoreItem xmlns:ds="http://schemas.openxmlformats.org/officeDocument/2006/customXml" ds:itemID="{94EDD69F-103F-4891-A1A7-DE0F9F4E28FD}">
-  <ds:schemaRefs>
-    <ds:schemaRef ds:uri="http://schemas.microsoft.com/office/2006/metadata/properties"/>
-    <ds:schemaRef ds:uri="http://schemas.microsoft.com/office/infopath/2007/PartnerControls"/>
-    <ds:schemaRef ds:uri="http://schemas.microsoft.com/sharepoint/v3"/>
-    <ds:schemaRef ds:uri="56f87f42-bac6-49e2-b9d5-04744cb514ee"/>
-    <ds:schemaRef ds:uri="fcae3b96-bd14-4ee2-8386-a94084e60018"/>
-  </ds:schemaRefs>
-</ds:datastoreItem>
+<file path=customXml/item3.xml><?xml version="1.0" encoding="utf-8"?>
+<p:properties xmlns:p="http://schemas.microsoft.com/office/2006/metadata/properties" xmlns:xsi="http://www.w3.org/2001/XMLSchema-instance" xmlns:pc="http://schemas.microsoft.com/office/infopath/2007/PartnerControls">
+  <documentManagement>
+    <_ip_UnifiedCompliancePolicyUIAction xmlns="http://schemas.microsoft.com/sharepoint/v3" xsi:nil="true"/>
+    <TaxCatchAll xmlns="56f87f42-bac6-49e2-b9d5-04744cb514ee" xsi:nil="true"/>
+    <lcf76f155ced4ddcb4097134ff3c332f xmlns="fcae3b96-bd14-4ee2-8386-a94084e60018">
+      <Terms xmlns="http://schemas.microsoft.com/office/infopath/2007/PartnerControls"/>
+    </lcf76f155ced4ddcb4097134ff3c332f>
+    <_ip_UnifiedCompliancePolicyProperties xmlns="http://schemas.microsoft.com/sharepoint/v3" xsi:nil="true"/>
+  </documentManagement>
+</p:properties>
 </file>
 
-<file path=customXml/itemProps3.xml><?xml version="1.0" encoding="utf-8"?>
-<ds:datastoreItem xmlns:ds="http://schemas.openxmlformats.org/officeDocument/2006/customXml" ds:itemID="{CEDA4C41-BA4A-4F0B-A87E-F30AA6591D91}">
-  <ds:schemaRefs>
-    <ds:schemaRef ds:uri="http://schemas.microsoft.com/sharepoint/v3/contenttype/forms"/>
-  </ds:schemaRefs>
-</ds:datastoreItem>
+<file path=customXml/item4.xml><?xml version="1.0" encoding="utf-8"?>
+<b:Sources xmlns:b="http://schemas.openxmlformats.org/officeDocument/2006/bibliography" xmlns="http://schemas.openxmlformats.org/officeDocument/2006/bibliography" SelectedStyle="/APA.XSL" StyleName="APA"/>
 </file>
 
-<file path=customXml/itemProps4.xml><?xml version="1.0" encoding="utf-8"?>
+<file path=customXml/itemProps1.xml><?xml version="1.0" encoding="utf-8"?>
 <ds:datastoreItem xmlns:ds="http://schemas.openxmlformats.org/officeDocument/2006/customXml" ds:itemID="{131969F9-69E6-4531-89F9-CCA743737436}">
   <ds:schemaRefs>
     <ds:schemaRef ds:uri="http://schemas.microsoft.com/office/2006/metadata/contentType"/>
@@ -13477,6 +13742,34 @@
 </ds:datastoreItem>
 </file>
 
+<file path=customXml/itemProps2.xml><?xml version="1.0" encoding="utf-8"?>
+<ds:datastoreItem xmlns:ds="http://schemas.openxmlformats.org/officeDocument/2006/customXml" ds:itemID="{CEDA4C41-BA4A-4F0B-A87E-F30AA6591D91}">
+  <ds:schemaRefs>
+    <ds:schemaRef ds:uri="http://schemas.microsoft.com/sharepoint/v3/contenttype/forms"/>
+  </ds:schemaRefs>
+</ds:datastoreItem>
+</file>
+
+<file path=customXml/itemProps3.xml><?xml version="1.0" encoding="utf-8"?>
+<ds:datastoreItem xmlns:ds="http://schemas.openxmlformats.org/officeDocument/2006/customXml" ds:itemID="{94EDD69F-103F-4891-A1A7-DE0F9F4E28FD}">
+  <ds:schemaRefs>
+    <ds:schemaRef ds:uri="http://schemas.microsoft.com/office/2006/metadata/properties"/>
+    <ds:schemaRef ds:uri="http://schemas.microsoft.com/office/infopath/2007/PartnerControls"/>
+    <ds:schemaRef ds:uri="http://schemas.microsoft.com/sharepoint/v3"/>
+    <ds:schemaRef ds:uri="56f87f42-bac6-49e2-b9d5-04744cb514ee"/>
+    <ds:schemaRef ds:uri="fcae3b96-bd14-4ee2-8386-a94084e60018"/>
+  </ds:schemaRefs>
+</ds:datastoreItem>
+</file>
+
+<file path=customXml/itemProps4.xml><?xml version="1.0" encoding="utf-8"?>
+<ds:datastoreItem xmlns:ds="http://schemas.openxmlformats.org/officeDocument/2006/customXml" ds:itemID="{EF278816-EC6F-A645-907D-7F25AECB1D4A}">
+  <ds:schemaRefs>
+    <ds:schemaRef ds:uri="http://schemas.openxmlformats.org/officeDocument/2006/bibliography"/>
+  </ds:schemaRefs>
+</ds:datastoreItem>
+</file>
+
 <file path=docMetadata/LabelInfo.xml><?xml version="1.0" encoding="utf-8"?>
 <clbl:labelList xmlns:clbl="http://schemas.microsoft.com/office/2020/mipLabelMetadata">
   <clbl:label id="{7ab80a06-f029-45c0-84d1-7dad19ce3c61}" enabled="0" method="" siteId="{7ab80a06-f029-45c0-84d1-7dad19ce3c61}" removed="1"/>

--- a/PEX3_Report_Template.docx
+++ b/PEX3_Report_Template.docx
@@ -68,7 +68,61 @@
     </w:p>
     <w:p>
       <w:r>
-        <w:t xml:space="preserve">A 2KB frame size is recommended, along with 685 frames at a minimum to keep the fault-rate below 10%. When simulating the fault-rate, 685 frames at a size of 2KB kept the fault rate below 10% and reduced the overhead calculations by the largest amount. 1KB frame sizes are more efficient by themselves, by calculating the total size of frames needed there are almost over double the number of frames, which increases the overhead to manage them. The additional fault-rate performance gained by the 1KB frame size is not worth the much larger overhead of the 2KB size. </w:t>
+        <w:t xml:space="preserve">A </w:t>
+      </w:r>
+      <w:r>
+        <w:t>1</w:t>
+      </w:r>
+      <w:r>
+        <w:t xml:space="preserve">KB frame size is recommended, along with </w:t>
+      </w:r>
+      <w:r>
+        <w:t>318</w:t>
+      </w:r>
+      <w:r>
+        <w:t xml:space="preserve"> frames at a minimum to keep the fault-rate below 10%. When simulating the fault-rate, </w:t>
+      </w:r>
+      <w:r>
+        <w:t>318</w:t>
+      </w:r>
+      <w:r>
+        <w:t xml:space="preserve"> frames at a size of </w:t>
+      </w:r>
+      <w:r>
+        <w:t>1</w:t>
+      </w:r>
+      <w:r>
+        <w:t xml:space="preserve">KB kept the fault rate below 10% and reduced the overhead calculations by the largest amount. </w:t>
+      </w:r>
+      <w:r>
+        <w:t>2</w:t>
+      </w:r>
+      <w:r>
+        <w:t>KB frame sizes are more efficient by themselves</w:t>
+      </w:r>
+      <w:r>
+        <w:t xml:space="preserve"> and require less total frames</w:t>
+      </w:r>
+      <w:r>
+        <w:t xml:space="preserve">, </w:t>
+      </w:r>
+      <w:r>
+        <w:t>it is not a proportional decrease in frames needed against the total memory used</w:t>
+      </w:r>
+      <w:r>
+        <w:t xml:space="preserve">. The additional fault-rate performance gained by the </w:t>
+      </w:r>
+      <w:r>
+        <w:t>2</w:t>
+      </w:r>
+      <w:r>
+        <w:t xml:space="preserve">KB frame size is not worth the much larger overhead of the </w:t>
+      </w:r>
+      <w:r>
+        <w:t>2</w:t>
+      </w:r>
+      <w:r>
+        <w:t xml:space="preserve">KB size. </w:t>
       </w:r>
     </w:p>
     <w:p>
@@ -164,7 +218,7 @@
               <w:cnfStyle w:val="000000100000" w:firstRow="0" w:lastRow="0" w:firstColumn="0" w:lastColumn="0" w:oddVBand="0" w:evenVBand="0" w:oddHBand="1" w:evenHBand="0" w:firstRowFirstColumn="0" w:firstRowLastColumn="0" w:lastRowFirstColumn="0" w:lastRowLastColumn="0"/>
             </w:pPr>
             <w:r>
-              <w:t>2974</w:t>
+              <w:t>689</w:t>
             </w:r>
           </w:p>
         </w:tc>
@@ -207,7 +261,7 @@
               <w:cnfStyle w:val="000000010000" w:firstRow="0" w:lastRow="0" w:firstColumn="0" w:lastColumn="0" w:oddVBand="0" w:evenVBand="0" w:oddHBand="0" w:evenHBand="1" w:firstRowFirstColumn="0" w:firstRowLastColumn="0" w:lastRowFirstColumn="0" w:lastRowLastColumn="0"/>
             </w:pPr>
             <w:r>
-              <w:t>1319</w:t>
+              <w:t>318</w:t>
             </w:r>
           </w:p>
         </w:tc>
@@ -250,7 +304,7 @@
               <w:cnfStyle w:val="000000100000" w:firstRow="0" w:lastRow="0" w:firstColumn="0" w:lastColumn="0" w:oddVBand="0" w:evenVBand="0" w:oddHBand="1" w:evenHBand="0" w:firstRowFirstColumn="0" w:firstRowLastColumn="0" w:lastRowFirstColumn="0" w:lastRowLastColumn="0"/>
             </w:pPr>
             <w:r>
-              <w:t>685</w:t>
+              <w:t>179</w:t>
             </w:r>
           </w:p>
         </w:tc>
@@ -263,7 +317,13 @@
               <w:cnfStyle w:val="000000100000" w:firstRow="0" w:lastRow="0" w:firstColumn="0" w:lastColumn="0" w:oddVBand="0" w:evenVBand="0" w:oddHBand="1" w:evenHBand="0" w:firstRowFirstColumn="0" w:firstRowLastColumn="0" w:lastRowFirstColumn="0" w:lastRowLastColumn="0"/>
             </w:pPr>
             <w:r>
-              <w:t>9.99%</w:t>
+              <w:t>9.9</w:t>
+            </w:r>
+            <w:r>
+              <w:t>7</w:t>
+            </w:r>
+            <w:r>
+              <w:t>%</w:t>
             </w:r>
           </w:p>
         </w:tc>
@@ -293,7 +353,7 @@
               <w:cnfStyle w:val="000000010000" w:firstRow="0" w:lastRow="0" w:firstColumn="0" w:lastColumn="0" w:oddVBand="0" w:evenVBand="0" w:oddHBand="0" w:evenHBand="1" w:firstRowFirstColumn="0" w:firstRowLastColumn="0" w:lastRowFirstColumn="0" w:lastRowLastColumn="0"/>
             </w:pPr>
             <w:r>
-              <w:t>380</w:t>
+              <w:t>106</w:t>
             </w:r>
           </w:p>
         </w:tc>
@@ -338,10 +398,10 @@
     <w:p>
       <w:r>
         <w:drawing>
-          <wp:inline distT="0" distB="0" distL="0" distR="0" wp14:anchorId="56BFED7C" wp14:editId="3023B16D">
-            <wp:extent cx="5486400" cy="2602865"/>
-            <wp:effectExtent l="0" t="0" r="0" b="6985"/>
-            <wp:docPr id="1874680304" name="Picture 1"/>
+          <wp:inline distT="0" distB="0" distL="0" distR="0" wp14:anchorId="1DFE30E8" wp14:editId="78463B2A">
+            <wp:extent cx="5493434" cy="3054987"/>
+            <wp:effectExtent l="0" t="0" r="0" b="0"/>
+            <wp:docPr id="1219490902" name="Picture 1"/>
             <wp:cNvGraphicFramePr>
               <a:graphicFrameLocks xmlns:a="http://schemas.openxmlformats.org/drawingml/2006/main" noChangeAspect="1"/>
             </wp:cNvGraphicFramePr>
@@ -349,7 +409,7 @@
               <a:graphicData uri="http://schemas.openxmlformats.org/drawingml/2006/picture">
                 <pic:pic xmlns:pic="http://schemas.openxmlformats.org/drawingml/2006/picture">
                   <pic:nvPicPr>
-                    <pic:cNvPr id="1874680304" name=""/>
+                    <pic:cNvPr id="1219490902" name=""/>
                     <pic:cNvPicPr/>
                   </pic:nvPicPr>
                   <pic:blipFill>
@@ -361,7 +421,7 @@
                   <pic:spPr>
                     <a:xfrm>
                       <a:off x="0" y="0"/>
-                      <a:ext cx="5486400" cy="2602865"/>
+                      <a:ext cx="5497285" cy="3057129"/>
                     </a:xfrm>
                     <a:prstGeom prst="rect">
                       <a:avLst/>
@@ -385,10 +445,10 @@
     <w:p>
       <w:r>
         <w:drawing>
-          <wp:inline distT="0" distB="0" distL="0" distR="0" wp14:anchorId="17D49A36" wp14:editId="4655EA5A">
-            <wp:extent cx="5486400" cy="2589530"/>
-            <wp:effectExtent l="0" t="0" r="0" b="1270"/>
-            <wp:docPr id="745734349" name="Picture 1"/>
+          <wp:inline distT="0" distB="0" distL="0" distR="0" wp14:anchorId="4437967B" wp14:editId="2EEB1B7D">
+            <wp:extent cx="5486400" cy="2556510"/>
+            <wp:effectExtent l="0" t="0" r="0" b="0"/>
+            <wp:docPr id="1663294137" name="Picture 1"/>
             <wp:cNvGraphicFramePr>
               <a:graphicFrameLocks xmlns:a="http://schemas.openxmlformats.org/drawingml/2006/main" noChangeAspect="1"/>
             </wp:cNvGraphicFramePr>
@@ -396,7 +456,7 @@
               <a:graphicData uri="http://schemas.openxmlformats.org/drawingml/2006/picture">
                 <pic:pic xmlns:pic="http://schemas.openxmlformats.org/drawingml/2006/picture">
                   <pic:nvPicPr>
-                    <pic:cNvPr id="745734349" name=""/>
+                    <pic:cNvPr id="1663294137" name=""/>
                     <pic:cNvPicPr/>
                   </pic:nvPicPr>
                   <pic:blipFill>
@@ -408,7 +468,7 @@
                   <pic:spPr>
                     <a:xfrm>
                       <a:off x="0" y="0"/>
-                      <a:ext cx="5486400" cy="2589530"/>
+                      <a:ext cx="5486400" cy="2556510"/>
                     </a:xfrm>
                     <a:prstGeom prst="rect">
                       <a:avLst/>
@@ -433,10 +493,10 @@
     <w:p>
       <w:r>
         <w:drawing>
-          <wp:inline distT="0" distB="0" distL="0" distR="0" wp14:anchorId="337C710B" wp14:editId="3EC308EF">
-            <wp:extent cx="5486400" cy="2705735"/>
+          <wp:inline distT="0" distB="0" distL="0" distR="0" wp14:anchorId="0ECADBAA" wp14:editId="04BFDE22">
+            <wp:extent cx="5486400" cy="2712720"/>
             <wp:effectExtent l="0" t="0" r="0" b="0"/>
-            <wp:docPr id="768911467" name="Picture 1"/>
+            <wp:docPr id="1631970076" name="Picture 1"/>
             <wp:cNvGraphicFramePr>
               <a:graphicFrameLocks xmlns:a="http://schemas.openxmlformats.org/drawingml/2006/main" noChangeAspect="1"/>
             </wp:cNvGraphicFramePr>
@@ -444,7 +504,7 @@
               <a:graphicData uri="http://schemas.openxmlformats.org/drawingml/2006/picture">
                 <pic:pic xmlns:pic="http://schemas.openxmlformats.org/drawingml/2006/picture">
                   <pic:nvPicPr>
-                    <pic:cNvPr id="768911467" name=""/>
+                    <pic:cNvPr id="1631970076" name=""/>
                     <pic:cNvPicPr/>
                   </pic:nvPicPr>
                   <pic:blipFill>
@@ -456,7 +516,7 @@
                   <pic:spPr>
                     <a:xfrm>
                       <a:off x="0" y="0"/>
-                      <a:ext cx="5486400" cy="2705735"/>
+                      <a:ext cx="5486400" cy="2712720"/>
                     </a:xfrm>
                     <a:prstGeom prst="rect">
                       <a:avLst/>
@@ -482,15 +542,11 @@
         <w:jc w:val="center"/>
       </w:pPr>
       <w:r>
-        <w:rPr>
-          <w:i/>
-          <w:color w:val="888888"/>
-        </w:rPr>
         <w:drawing>
-          <wp:inline distT="0" distB="0" distL="0" distR="0" wp14:anchorId="13F1D226" wp14:editId="3B88CE29">
-            <wp:extent cx="5486400" cy="2657475"/>
-            <wp:effectExtent l="0" t="0" r="0" b="9525"/>
-            <wp:docPr id="1747340774" name="Picture 1"/>
+          <wp:inline distT="0" distB="0" distL="0" distR="0" wp14:anchorId="2CDEAEC2" wp14:editId="2ED5DD91">
+            <wp:extent cx="5486400" cy="2614930"/>
+            <wp:effectExtent l="0" t="0" r="0" b="0"/>
+            <wp:docPr id="1974162225" name="Picture 1"/>
             <wp:cNvGraphicFramePr>
               <a:graphicFrameLocks xmlns:a="http://schemas.openxmlformats.org/drawingml/2006/main" noChangeAspect="1"/>
             </wp:cNvGraphicFramePr>
@@ -498,7 +554,7 @@
               <a:graphicData uri="http://schemas.openxmlformats.org/drawingml/2006/picture">
                 <pic:pic xmlns:pic="http://schemas.openxmlformats.org/drawingml/2006/picture">
                   <pic:nvPicPr>
-                    <pic:cNvPr id="1747340774" name=""/>
+                    <pic:cNvPr id="1974162225" name=""/>
                     <pic:cNvPicPr/>
                   </pic:nvPicPr>
                   <pic:blipFill>
@@ -510,7 +566,7 @@
                   <pic:spPr>
                     <a:xfrm>
                       <a:off x="0" y="0"/>
-                      <a:ext cx="5486400" cy="2657475"/>
+                      <a:ext cx="5486400" cy="2614930"/>
                     </a:xfrm>
                     <a:prstGeom prst="rect">
                       <a:avLst/>
@@ -548,15 +604,11 @@
     </w:p>
     <w:p>
       <w:r>
-        <w:rPr>
-          <w:i/>
-          <w:color w:val="888888"/>
-        </w:rPr>
         <w:drawing>
-          <wp:inline distT="0" distB="0" distL="0" distR="0" wp14:anchorId="480314BB" wp14:editId="2FB856F7">
-            <wp:extent cx="5486400" cy="2728595"/>
-            <wp:effectExtent l="0" t="0" r="0" b="0"/>
-            <wp:docPr id="499334942" name="Picture 1"/>
+          <wp:inline distT="0" distB="0" distL="0" distR="0" wp14:anchorId="7C1CA068" wp14:editId="029B7F93">
+            <wp:extent cx="5620858" cy="2792437"/>
+            <wp:effectExtent l="0" t="0" r="0" b="8255"/>
+            <wp:docPr id="2047800929" name="Picture 1"/>
             <wp:cNvGraphicFramePr>
               <a:graphicFrameLocks xmlns:a="http://schemas.openxmlformats.org/drawingml/2006/main" noChangeAspect="1"/>
             </wp:cNvGraphicFramePr>
@@ -564,7 +616,7 @@
               <a:graphicData uri="http://schemas.openxmlformats.org/drawingml/2006/picture">
                 <pic:pic xmlns:pic="http://schemas.openxmlformats.org/drawingml/2006/picture">
                   <pic:nvPicPr>
-                    <pic:cNvPr id="499334942" name=""/>
+                    <pic:cNvPr id="2047800929" name=""/>
                     <pic:cNvPicPr/>
                   </pic:nvPicPr>
                   <pic:blipFill>
@@ -576,7 +628,7 @@
                   <pic:spPr>
                     <a:xfrm>
                       <a:off x="0" y="0"/>
-                      <a:ext cx="5486400" cy="2728595"/>
+                      <a:ext cx="5624993" cy="2794491"/>
                     </a:xfrm>
                     <a:prstGeom prst="rect">
                       <a:avLst/>
@@ -599,15 +651,11 @@
     </w:p>
     <w:p>
       <w:r>
-        <w:rPr>
-          <w:i/>
-          <w:color w:val="888888"/>
-        </w:rPr>
         <w:drawing>
-          <wp:inline distT="0" distB="0" distL="0" distR="0" wp14:anchorId="0623B6F6" wp14:editId="75D33E27">
-            <wp:extent cx="5486400" cy="2682240"/>
-            <wp:effectExtent l="0" t="0" r="0" b="3810"/>
-            <wp:docPr id="651855964" name="Picture 1"/>
+          <wp:inline distT="0" distB="0" distL="0" distR="0" wp14:anchorId="4F6B0DE6" wp14:editId="62B1964B">
+            <wp:extent cx="5486400" cy="2685415"/>
+            <wp:effectExtent l="0" t="0" r="0" b="635"/>
+            <wp:docPr id="1033325527" name="Picture 1"/>
             <wp:cNvGraphicFramePr>
               <a:graphicFrameLocks xmlns:a="http://schemas.openxmlformats.org/drawingml/2006/main" noChangeAspect="1"/>
             </wp:cNvGraphicFramePr>
@@ -615,7 +663,7 @@
               <a:graphicData uri="http://schemas.openxmlformats.org/drawingml/2006/picture">
                 <pic:pic xmlns:pic="http://schemas.openxmlformats.org/drawingml/2006/picture">
                   <pic:nvPicPr>
-                    <pic:cNvPr id="651855964" name=""/>
+                    <pic:cNvPr id="1033325527" name=""/>
                     <pic:cNvPicPr/>
                   </pic:nvPicPr>
                   <pic:blipFill>
@@ -627,7 +675,7 @@
                   <pic:spPr>
                     <a:xfrm>
                       <a:off x="0" y="0"/>
-                      <a:ext cx="5486400" cy="2682240"/>
+                      <a:ext cx="5486400" cy="2685415"/>
                     </a:xfrm>
                     <a:prstGeom prst="rect">
                       <a:avLst/>
@@ -651,15 +699,11 @@
     </w:p>
     <w:p>
       <w:r>
-        <w:rPr>
-          <w:i/>
-          <w:color w:val="888888"/>
-        </w:rPr>
         <w:drawing>
-          <wp:inline distT="0" distB="0" distL="0" distR="0" wp14:anchorId="49CF1561" wp14:editId="4C148364">
-            <wp:extent cx="5486400" cy="2428875"/>
-            <wp:effectExtent l="0" t="0" r="0" b="9525"/>
-            <wp:docPr id="660926694" name="Picture 1"/>
+          <wp:inline distT="0" distB="0" distL="0" distR="0" wp14:anchorId="5B0D2917" wp14:editId="511566A7">
+            <wp:extent cx="5486400" cy="2410460"/>
+            <wp:effectExtent l="0" t="0" r="0" b="8890"/>
+            <wp:docPr id="1313317137" name="Picture 1"/>
             <wp:cNvGraphicFramePr>
               <a:graphicFrameLocks xmlns:a="http://schemas.openxmlformats.org/drawingml/2006/main" noChangeAspect="1"/>
             </wp:cNvGraphicFramePr>
@@ -667,7 +711,7 @@
               <a:graphicData uri="http://schemas.openxmlformats.org/drawingml/2006/picture">
                 <pic:pic xmlns:pic="http://schemas.openxmlformats.org/drawingml/2006/picture">
                   <pic:nvPicPr>
-                    <pic:cNvPr id="660926694" name=""/>
+                    <pic:cNvPr id="1313317137" name=""/>
                     <pic:cNvPicPr/>
                   </pic:nvPicPr>
                   <pic:blipFill>
@@ -679,7 +723,7 @@
                   <pic:spPr>
                     <a:xfrm>
                       <a:off x="0" y="0"/>
-                      <a:ext cx="5486400" cy="2428875"/>
+                      <a:ext cx="5486400" cy="2410460"/>
                     </a:xfrm>
                     <a:prstGeom prst="rect">
                       <a:avLst/>
@@ -702,15 +746,11 @@
     </w:p>
     <w:p>
       <w:r>
-        <w:rPr>
-          <w:i/>
-          <w:color w:val="888888"/>
-        </w:rPr>
         <w:drawing>
-          <wp:inline distT="0" distB="0" distL="0" distR="0" wp14:anchorId="4D8D2C1D" wp14:editId="22898193">
-            <wp:extent cx="5486400" cy="2451100"/>
-            <wp:effectExtent l="0" t="0" r="0" b="6350"/>
-            <wp:docPr id="1033280950" name="Picture 1"/>
+          <wp:inline distT="0" distB="0" distL="0" distR="0" wp14:anchorId="4B8D9D9F" wp14:editId="787F7CD1">
+            <wp:extent cx="5486400" cy="2538095"/>
+            <wp:effectExtent l="0" t="0" r="0" b="0"/>
+            <wp:docPr id="1973404883" name="Picture 1"/>
             <wp:cNvGraphicFramePr>
               <a:graphicFrameLocks xmlns:a="http://schemas.openxmlformats.org/drawingml/2006/main" noChangeAspect="1"/>
             </wp:cNvGraphicFramePr>
@@ -718,7 +758,7 @@
               <a:graphicData uri="http://schemas.openxmlformats.org/drawingml/2006/picture">
                 <pic:pic xmlns:pic="http://schemas.openxmlformats.org/drawingml/2006/picture">
                   <pic:nvPicPr>
-                    <pic:cNvPr id="1033280950" name=""/>
+                    <pic:cNvPr id="1973404883" name=""/>
                     <pic:cNvPicPr/>
                   </pic:nvPicPr>
                   <pic:blipFill>
@@ -730,7 +770,7 @@
                   <pic:spPr>
                     <a:xfrm>
                       <a:off x="0" y="0"/>
-                      <a:ext cx="5486400" cy="2451100"/>
+                      <a:ext cx="5486400" cy="2538095"/>
                     </a:xfrm>
                     <a:prstGeom prst="rect">
                       <a:avLst/>
@@ -2328,6 +2368,7 @@
   <w:style w:type="character" w:default="1" w:styleId="DefaultParagraphFont">
     <w:name w:val="Default Paragraph Font"/>
     <w:uiPriority w:val="1"/>
+    <w:semiHidden/>
     <w:unhideWhenUsed/>
   </w:style>
   <w:style w:type="table" w:default="1" w:styleId="TableNormal">
@@ -13697,12 +13738,7 @@
 </file>
 
 <file path=customXml/item2.xml><?xml version="1.0" encoding="utf-8"?>
-<?mso-contentType ?>
-<FormTemplates xmlns="http://schemas.microsoft.com/sharepoint/v3/contenttype/forms">
-  <Display>DocumentLibraryForm</Display>
-  <Edit>DocumentLibraryForm</Edit>
-  <New>DocumentLibraryForm</New>
-</FormTemplates>
+<b:Sources xmlns:b="http://schemas.openxmlformats.org/officeDocument/2006/bibliography" xmlns="http://schemas.openxmlformats.org/officeDocument/2006/bibliography" SelectedStyle="/APA.XSL" StyleName="APA"/>
 </file>
 
 <file path=customXml/item3.xml><?xml version="1.0" encoding="utf-8"?>
@@ -13719,7 +13755,12 @@
 </file>
 
 <file path=customXml/item4.xml><?xml version="1.0" encoding="utf-8"?>
-<b:Sources xmlns:b="http://schemas.openxmlformats.org/officeDocument/2006/bibliography" xmlns="http://schemas.openxmlformats.org/officeDocument/2006/bibliography" SelectedStyle="/APA.XSL" StyleName="APA"/>
+<?mso-contentType ?>
+<FormTemplates xmlns="http://schemas.microsoft.com/sharepoint/v3/contenttype/forms">
+  <Display>DocumentLibraryForm</Display>
+  <Edit>DocumentLibraryForm</Edit>
+  <New>DocumentLibraryForm</New>
+</FormTemplates>
 </file>
 
 <file path=customXml/itemProps1.xml><?xml version="1.0" encoding="utf-8"?>
@@ -13743,9 +13784,9 @@
 </file>
 
 <file path=customXml/itemProps2.xml><?xml version="1.0" encoding="utf-8"?>
-<ds:datastoreItem xmlns:ds="http://schemas.openxmlformats.org/officeDocument/2006/customXml" ds:itemID="{CEDA4C41-BA4A-4F0B-A87E-F30AA6591D91}">
+<ds:datastoreItem xmlns:ds="http://schemas.openxmlformats.org/officeDocument/2006/customXml" ds:itemID="{EF278816-EC6F-A645-907D-7F25AECB1D4A}">
   <ds:schemaRefs>
-    <ds:schemaRef ds:uri="http://schemas.microsoft.com/sharepoint/v3/contenttype/forms"/>
+    <ds:schemaRef ds:uri="http://schemas.openxmlformats.org/officeDocument/2006/bibliography"/>
   </ds:schemaRefs>
 </ds:datastoreItem>
 </file>
@@ -13763,9 +13804,9 @@
 </file>
 
 <file path=customXml/itemProps4.xml><?xml version="1.0" encoding="utf-8"?>
-<ds:datastoreItem xmlns:ds="http://schemas.openxmlformats.org/officeDocument/2006/customXml" ds:itemID="{EF278816-EC6F-A645-907D-7F25AECB1D4A}">
+<ds:datastoreItem xmlns:ds="http://schemas.openxmlformats.org/officeDocument/2006/customXml" ds:itemID="{CEDA4C41-BA4A-4F0B-A87E-F30AA6591D91}">
   <ds:schemaRefs>
-    <ds:schemaRef ds:uri="http://schemas.openxmlformats.org/officeDocument/2006/bibliography"/>
+    <ds:schemaRef ds:uri="http://schemas.microsoft.com/sharepoint/v3/contenttype/forms"/>
   </ds:schemaRefs>
 </ds:datastoreItem>
 </file>
